--- a/15-03-2025/JSON-Loading/jsonpath-ng.docx
+++ b/15-03-2025/JSON-Loading/jsonpath-ng.docx
@@ -3,384 +3,55 @@
 <w:document xmlns:wpc="http://schemas.microsoft.com/office/word/2010/wordprocessingCanvas" xmlns:cx="http://schemas.microsoft.com/office/drawing/2014/chartex" xmlns:cx1="http://schemas.microsoft.com/office/drawing/2015/9/8/chartex" xmlns:cx2="http://schemas.microsoft.com/office/drawing/2015/10/21/chartex" xmlns:cx3="http://schemas.microsoft.com/office/drawing/2016/5/9/chartex" xmlns:cx4="http://schemas.microsoft.com/office/drawing/2016/5/10/chartex" xmlns:cx5="http://schemas.microsoft.com/office/drawing/2016/5/11/chartex" xmlns:cx6="http://schemas.microsoft.com/office/drawing/2016/5/12/chartex" xmlns:cx7="http://schemas.microsoft.com/office/drawing/2016/5/13/chartex" xmlns:cx8="http://schemas.microsoft.com/office/drawing/2016/5/14/chartex" xmlns:mc="http://schemas.openxmlformats.org/markup-compatibility/2006" xmlns:aink="http://schemas.microsoft.com/office/drawing/2016/ink" xmlns:am3d="http://schemas.microsoft.com/office/drawing/2017/model3d" xmlns:o="urn:schemas-microsoft-com:office:office" xmlns:oel="http://schemas.microsoft.com/office/2019/extlst" xmlns:r="http://schemas.openxmlformats.org/officeDocument/2006/relationships" xmlns:m="http://schemas.openxmlformats.org/officeDocument/2006/math" xmlns:v="urn:schemas-microsoft-com:vml" xmlns:wp14="http://schemas.microsoft.com/office/word/2010/wordprocessingDrawing" xmlns:wp="http://schemas.openxmlformats.org/drawingml/2006/wordprocessingDrawing" xmlns:w10="urn:schemas-microsoft-com:office:word" xmlns:w="http://schemas.openxmlformats.org/wordprocessingml/2006/main" xmlns:w14="http://schemas.microsoft.com/office/word/2010/wordml" xmlns:w15="http://schemas.microsoft.com/office/word/2012/wordml" xmlns:w16cex="http://schemas.microsoft.com/office/word/2018/wordml/cex" xmlns:w16cid="http://schemas.microsoft.com/office/word/2016/wordml/cid" xmlns:w16="http://schemas.microsoft.com/office/word/2018/wordml" xmlns:w16du="http://schemas.microsoft.com/office/word/2023/wordml/word16du" xmlns:w16sdtdh="http://schemas.microsoft.com/office/word/2020/wordml/sdtdatahash" xmlns:w16sdtfl="http://schemas.microsoft.com/office/word/2024/wordml/sdtformatlock" xmlns:w16se="http://schemas.microsoft.com/office/word/2015/wordml/symex" xmlns:wpg="http://schemas.microsoft.com/office/word/2010/wordprocessingGroup" xmlns:wpi="http://schemas.microsoft.com/office/word/2010/wordprocessingInk" xmlns:wne="http://schemas.microsoft.com/office/word/2006/wordml" xmlns:wps="http://schemas.microsoft.com/office/word/2010/wordprocessingShape" mc:Ignorable="w14 w15 w16se w16cid w16 w16cex w16sdtdh w16sdtfl w16du wp14">
   <w:body>
     <w:p>
-      <w:r>
-        <w:t xml:space="preserve">To process </w:t>
-      </w:r>
-      <w:r>
-        <w:rPr>
-          <w:b/>
-          <w:bCs/>
-        </w:rPr>
-        <w:t>dynamic JSON</w:t>
-      </w:r>
-      <w:r>
-        <w:t xml:space="preserve"> in Python:</w:t>
-      </w:r>
-    </w:p>
-    <w:p>
-      <w:pPr>
-        <w:pStyle w:val="ListParagraph"/>
-        <w:numPr>
-          <w:ilvl w:val="0"/>
-          <w:numId w:val="1"/>
-        </w:numPr>
-      </w:pPr>
-      <w:r>
-        <w:t xml:space="preserve">Load JSON from a file or string using </w:t>
-      </w:r>
-      <w:proofErr w:type="spellStart"/>
-      <w:proofErr w:type="gramStart"/>
-      <w:r>
-        <w:t>json.load</w:t>
-      </w:r>
-      <w:proofErr w:type="spellEnd"/>
-      <w:proofErr w:type="gramEnd"/>
-      <w:r>
-        <w:t xml:space="preserve">() or </w:t>
-      </w:r>
       <w:proofErr w:type="spellStart"/>
       <w:r>
-        <w:t>json.loads</w:t>
-      </w:r>
-      <w:proofErr w:type="spellEnd"/>
-      <w:r>
-        <w:t>().</w:t>
-      </w:r>
-    </w:p>
-    <w:p>
-      <w:pPr>
-        <w:pStyle w:val="ListParagraph"/>
-        <w:numPr>
-          <w:ilvl w:val="0"/>
-          <w:numId w:val="1"/>
-        </w:numPr>
-      </w:pPr>
-      <w:r>
-        <w:rPr>
-          <w:b/>
-          <w:bCs/>
-        </w:rPr>
-        <w:t>Access keys</w:t>
-      </w:r>
-      <w:r>
-        <w:t xml:space="preserve"> safely </w:t>
-      </w:r>
-      <w:r>
-        <w:t xml:space="preserve">using. </w:t>
-      </w:r>
-      <w:proofErr w:type="gramStart"/>
-      <w:r>
-        <w:t>get</w:t>
-      </w:r>
-      <w:r>
-        <w:t>(</w:t>
-      </w:r>
-      <w:proofErr w:type="gramEnd"/>
-      <w:r>
-        <w:t xml:space="preserve">) to avoid </w:t>
-      </w:r>
-      <w:proofErr w:type="spellStart"/>
-      <w:r>
-        <w:t>KeyError</w:t>
-      </w:r>
-      <w:proofErr w:type="spellEnd"/>
-      <w:r>
-        <w:t xml:space="preserve"> exceptions.</w:t>
-      </w:r>
-    </w:p>
-    <w:p>
-      <w:pPr>
-        <w:pStyle w:val="ListParagraph"/>
-        <w:numPr>
-          <w:ilvl w:val="0"/>
-          <w:numId w:val="1"/>
-        </w:numPr>
-      </w:pPr>
-      <w:r>
-        <w:t xml:space="preserve">For </w:t>
-      </w:r>
-      <w:r>
-        <w:rPr>
-          <w:b/>
-          <w:bCs/>
-        </w:rPr>
-        <w:t>deeply nested structures</w:t>
-      </w:r>
-      <w:r>
-        <w:t>, use recursion or helper functions to traverse keys.</w:t>
-      </w:r>
-    </w:p>
-    <w:p>
-      <w:pPr>
-        <w:pStyle w:val="ListParagraph"/>
-        <w:numPr>
-          <w:ilvl w:val="0"/>
-          <w:numId w:val="1"/>
-        </w:numPr>
-      </w:pPr>
-      <w:r>
-        <w:t xml:space="preserve">For </w:t>
-      </w:r>
-      <w:r>
-        <w:rPr>
-          <w:b/>
-          <w:bCs/>
-        </w:rPr>
-        <w:t>lists of objects</w:t>
-      </w:r>
-      <w:r>
-        <w:t>, iterate over the list and handle each object individually.</w:t>
-      </w:r>
-    </w:p>
-    <w:p>
-      <w:pPr>
-        <w:pStyle w:val="ListParagraph"/>
-        <w:numPr>
-          <w:ilvl w:val="0"/>
-          <w:numId w:val="1"/>
-        </w:numPr>
-      </w:pPr>
-      <w:r>
-        <w:rPr>
-          <w:b/>
-          <w:bCs/>
-        </w:rPr>
-        <w:t>Handle API responses</w:t>
-      </w:r>
-      <w:r>
-        <w:t xml:space="preserve"> with </w:t>
-      </w:r>
-      <w:proofErr w:type="spellStart"/>
-      <w:proofErr w:type="gramStart"/>
-      <w:r>
-        <w:t>requests.get</w:t>
-      </w:r>
-      <w:proofErr w:type="spellEnd"/>
-      <w:r>
-        <w:t>(</w:t>
-      </w:r>
-      <w:proofErr w:type="gramEnd"/>
-      <w:r>
-        <w:t>) to fetch dynamic JSON from web services.</w:t>
-      </w:r>
-    </w:p>
-    <w:p>
-      <w:pPr>
-        <w:pStyle w:val="ListParagraph"/>
-        <w:numPr>
-          <w:ilvl w:val="0"/>
-          <w:numId w:val="1"/>
-        </w:numPr>
-      </w:pPr>
-      <w:r>
-        <w:t xml:space="preserve">Use </w:t>
-      </w:r>
-      <w:proofErr w:type="spellStart"/>
-      <w:r>
-        <w:rPr>
-          <w:b/>
-          <w:bCs/>
-        </w:rPr>
         <w:t>jsonpath</w:t>
       </w:r>
       <w:proofErr w:type="spellEnd"/>
       <w:r>
-        <w:rPr>
-          <w:b/>
-          <w:bCs/>
-        </w:rPr>
+        <w:t xml:space="preserve">-ng is a Python library that allows you to query JSON data using a path expression syntax </w:t>
+      </w:r>
+      <w:proofErr w:type="gramStart"/>
+      <w:r>
+        <w:t>similar to</w:t>
+      </w:r>
+      <w:proofErr w:type="gramEnd"/>
+      <w:r>
+        <w:t xml:space="preserve"> XPath. It’s useful for extracting values from complex and nested JSON structures. Below is an example that demonstrates how to use </w:t>
+      </w:r>
+      <w:proofErr w:type="spellStart"/>
+      <w:r>
+        <w:t>jsonpath</w:t>
+      </w:r>
+      <w:proofErr w:type="spellEnd"/>
+      <w:r>
+        <w:t>-ng for querying JSON data.</w:t>
+      </w:r>
+    </w:p>
+    <w:p/>
+    <w:p>
+      <w:r>
+        <w:t xml:space="preserve">pip install </w:t>
+      </w:r>
+      <w:proofErr w:type="spellStart"/>
+      <w:r>
+        <w:t>jsonpath</w:t>
+      </w:r>
+      <w:proofErr w:type="spellEnd"/>
+      <w:r>
         <w:t>-ng</w:t>
-      </w:r>
-      <w:r>
-        <w:t xml:space="preserve"> for complex queries when the structure of the JSON data can vary.</w:t>
       </w:r>
       <w:r>
         <w:br/>
       </w:r>
-    </w:p>
-    <w:p>
-      <w:pPr>
-        <w:pStyle w:val="ListParagraph"/>
-      </w:pPr>
       <w:r>
-        <w:t xml:space="preserve">Best practices for loading </w:t>
+        <w:t xml:space="preserve">pip install </w:t>
       </w:r>
       <w:proofErr w:type="spellStart"/>
       <w:r>
-        <w:t>json</w:t>
+        <w:t>jsonpath-ng.ext</w:t>
       </w:r>
       <w:proofErr w:type="spellEnd"/>
-    </w:p>
-    <w:p>
-      <w:pPr>
-        <w:pStyle w:val="ListParagraph"/>
-      </w:pPr>
-    </w:p>
-    <w:p>
-      <w:pPr>
-        <w:pStyle w:val="ListParagraph"/>
-        <w:rPr>
-          <w:b/>
-          <w:bCs/>
-        </w:rPr>
-      </w:pPr>
-      <w:r>
-        <w:rPr>
-          <w:b/>
-          <w:bCs/>
-        </w:rPr>
-        <w:t>Best Practices for Loading and Handling Dynamic JSON</w:t>
-      </w:r>
-    </w:p>
-    <w:p>
-      <w:pPr>
-        <w:pStyle w:val="ListParagraph"/>
-        <w:numPr>
-          <w:ilvl w:val="0"/>
-          <w:numId w:val="2"/>
-        </w:numPr>
-      </w:pPr>
-      <w:r>
-        <w:rPr>
-          <w:b/>
-          <w:bCs/>
-        </w:rPr>
-        <w:t>Avoid Hardcoding Keys</w:t>
-      </w:r>
-      <w:r>
-        <w:t xml:space="preserve">: Since the structure is dynamic, avoid hardcoding the keys unless the structure is guaranteed. Use dynamic key access methods (like </w:t>
-      </w:r>
-      <w:proofErr w:type="spellStart"/>
-      <w:r>
-        <w:t>get_</w:t>
-      </w:r>
-      <w:proofErr w:type="gramStart"/>
-      <w:r>
-        <w:t>value</w:t>
-      </w:r>
-      <w:proofErr w:type="spellEnd"/>
-      <w:r>
-        <w:t>(</w:t>
-      </w:r>
-      <w:proofErr w:type="gramEnd"/>
-      <w:r>
-        <w:t>)).</w:t>
-      </w:r>
-    </w:p>
-    <w:p>
-      <w:pPr>
-        <w:pStyle w:val="ListParagraph"/>
-        <w:numPr>
-          <w:ilvl w:val="0"/>
-          <w:numId w:val="2"/>
-        </w:numPr>
-      </w:pPr>
-      <w:r>
-        <w:rPr>
-          <w:b/>
-          <w:bCs/>
-        </w:rPr>
-        <w:t>Handle Missing Keys</w:t>
-      </w:r>
-      <w:r>
-        <w:t xml:space="preserve">: Always check for missing keys to avoid </w:t>
-      </w:r>
-      <w:proofErr w:type="spellStart"/>
-      <w:r>
-        <w:t>KeyError</w:t>
-      </w:r>
-      <w:proofErr w:type="spellEnd"/>
-      <w:r>
-        <w:t xml:space="preserve">. You can </w:t>
-      </w:r>
-      <w:proofErr w:type="gramStart"/>
-      <w:r>
-        <w:t>use .get</w:t>
-      </w:r>
-      <w:proofErr w:type="gramEnd"/>
-      <w:r>
-        <w:t xml:space="preserve">() method for dictionaries or implement a custom function like </w:t>
-      </w:r>
-      <w:proofErr w:type="spellStart"/>
-      <w:r>
-        <w:t>get_value</w:t>
-      </w:r>
-      <w:proofErr w:type="spellEnd"/>
-      <w:r>
-        <w:t>().</w:t>
-      </w:r>
-    </w:p>
-    <w:p>
-      <w:pPr>
-        <w:pStyle w:val="ListParagraph"/>
-        <w:numPr>
-          <w:ilvl w:val="0"/>
-          <w:numId w:val="2"/>
-        </w:numPr>
-      </w:pPr>
-      <w:r>
-        <w:rPr>
-          <w:b/>
-          <w:bCs/>
-        </w:rPr>
-        <w:t>Validation</w:t>
-      </w:r>
-      <w:r>
-        <w:t>: If your JSON data has certain required fields, validate them before proceeding with further processing. You can create a validation function to ensure the presence of required keys.</w:t>
-      </w:r>
-    </w:p>
-    <w:p>
-      <w:pPr>
-        <w:pStyle w:val="ListParagraph"/>
-        <w:numPr>
-          <w:ilvl w:val="0"/>
-          <w:numId w:val="2"/>
-        </w:numPr>
-      </w:pPr>
-      <w:r>
-        <w:rPr>
-          <w:b/>
-          <w:bCs/>
-        </w:rPr>
-        <w:t>Error Handling</w:t>
-      </w:r>
-      <w:r>
-        <w:t>: Always handle cases where the JSON format might not be what you expect (e.g., malformed JSON or incomplete data). Use try/except blocks for parsing.</w:t>
-      </w:r>
-    </w:p>
-    <w:p>
-      <w:pPr>
-        <w:pStyle w:val="ListParagraph"/>
-        <w:numPr>
-          <w:ilvl w:val="0"/>
-          <w:numId w:val="2"/>
-        </w:numPr>
-      </w:pPr>
-      <w:r>
-        <w:rPr>
-          <w:b/>
-          <w:bCs/>
-        </w:rPr>
-        <w:t>Testing for Types</w:t>
-      </w:r>
-      <w:r>
-        <w:t>: Check types when needed. Sometimes, you might need to check if a value is a list, dictionary, or primitive type (str, int, etc.) before accessing it further.</w:t>
-      </w:r>
-    </w:p>
-    <w:p>
-      <w:pPr>
-        <w:pStyle w:val="ListParagraph"/>
-      </w:pPr>
-      <w:r>
-        <w:pict w14:anchorId="2183DEB4">
-          <v:rect id="_x0000_i1031" style="width:0;height:1.5pt" o:hralign="center" o:hrstd="t" o:hr="t" fillcolor="#a0a0a0" stroked="f"/>
-        </w:pict>
-      </w:r>
-    </w:p>
-    <w:p>
-      <w:pPr>
-        <w:pStyle w:val="ListParagraph"/>
-      </w:pPr>
     </w:p>
     <w:sectPr>
       <w:pgSz w:w="11906" w:h="16838"/>
